--- a/public/downloads/venuesprocket-event-proposal-template.docx
+++ b/public/downloads/venuesprocket-event-proposal-template.docx
@@ -620,7 +620,7 @@
         <w:rPr>
           <w:i/>
         </w:rPr>
-        <w:t>Sample only: the venue, host, and contact details below are fictional.</w:t>
+        <w:t>Example - fictional venue and host.</w:t>
       </w:r>
     </w:p>
     <w:p>
@@ -666,7 +666,7 @@
               <w:rPr>
                 <w:sz w:val="20"/>
               </w:rPr>
-              <w:t>Sam Rivera  |  (555) 010-4477  |  sam.rivera@example.com</w:t>
+              <w:t>Sam Rivera  |  [Guest phone]  |  [Guest email]</w:t>
             </w:r>
           </w:p>
         </w:tc>
